--- a/Nanak_Canvas/Nanak_Canvas_Part2_RU.docx
+++ b/Nanak_Canvas/Nanak_Canvas_Part2_RU.docx
@@ -42,7 +42,12 @@
         </w:rPr>
       </w:pPr>
       <w:r>
-        <w:rPr/>
+        <w:rPr>
+          <w:b w:val="false"/>
+          <w:i/>
+          <w:color w:val="666666"/>
+          <w:sz w:val="22"/>
+        </w:rPr>
         <w:drawing>
           <wp:anchor behindDoc="0" distT="0" distB="0" distL="0" distR="0" simplePos="0" locked="0" layoutInCell="0" allowOverlap="1" relativeHeight="2">
             <wp:simplePos x="0" y="0"/>
@@ -116,25 +121,45 @@
         </w:rPr>
       </w:pPr>
       <w:r>
-        <w:rPr/>
-      </w:r>
-    </w:p>
-    <w:p>
-      <w:pPr>
-        <w:pStyle w:val="Normal"/>
-        <w:rPr/>
-      </w:pPr>
-      <w:r>
-        <w:rPr/>
-        <w:t>Предпосылка обсуждаемой темы</w:t>
-      </w:r>
-      <w:r>
         <w:rPr>
           <w:b w:val="false"/>
           <w:i w:val="false"/>
           <w:sz w:val="22"/>
         </w:rPr>
-        <w:t xml:space="preserve"> состоит в следующем: Портрет Сикхизма кисти Гуру Нанака был написан поверх уже существовавшего холста — холста, существовавшего около 4 000 лет до прихода Гуру Нанака.</w:t>
+      </w:r>
+    </w:p>
+    <w:p>
+      <w:pPr>
+        <w:pStyle w:val="Normal"/>
+        <w:rPr/>
+      </w:pPr>
+      <w:r>
+        <w:rPr/>
+        <w:t>Предпосылка обсуждаемой темы</w:t>
+      </w:r>
+      <w:r>
+        <w:rPr>
+          <w:b w:val="false"/>
+          <w:i w:val="false"/>
+          <w:sz w:val="22"/>
+        </w:rPr>
+        <w:t xml:space="preserve"> состоит в следующем: Портрет Сикхизма, </w:t>
+      </w:r>
+      <w:r>
+        <w:rPr>
+          <w:b w:val="false"/>
+          <w:i w:val="false"/>
+          <w:sz w:val="22"/>
+        </w:rPr>
+        <w:t xml:space="preserve">вышедший из под </w:t>
+      </w:r>
+      <w:r>
+        <w:rPr>
+          <w:b w:val="false"/>
+          <w:i w:val="false"/>
+          <w:sz w:val="22"/>
+        </w:rPr>
+        <w:t>кисти Гуру Нанака был написан поверх уже существовавшего холста — холста, существовавшего около 4 000 лет до прихода Гуру Нанака.</w:t>
       </w:r>
     </w:p>
     <w:p>
@@ -446,8 +471,15 @@
         <w:rPr/>
       </w:pPr>
       <w:r>
-        <w:rPr/>
-        <w:t>Выравнивание: четыре принципа</w:t>
+        <w:rPr>
+          <w:i/>
+          <w:iCs/>
+        </w:rPr>
+        <w:t>Выравнивание</w:t>
+      </w:r>
+      <w:r>
+        <w:rPr/>
+        <w:t>: четыре принципа</w:t>
       </w:r>
     </w:p>
     <w:p>
@@ -508,7 +540,21 @@
         <w:rPr>
           <w:sz w:val="22"/>
         </w:rPr>
-        <w:t>Страх физической смерти опустошает во многих отношениях. Однако жизнь предрешена и утверждена на реальности физической смерти.</w:t>
+        <w:t xml:space="preserve">Страх физической смерти опустошает во многих отношениях. Однако жизнь предрешена и </w:t>
+      </w:r>
+      <w:r>
+        <w:rPr>
+          <w:i/>
+          <w:iCs/>
+          <w:sz w:val="22"/>
+        </w:rPr>
+        <w:t>утверждена на реальности</w:t>
+      </w:r>
+      <w:r>
+        <w:rPr>
+          <w:sz w:val="22"/>
+        </w:rPr>
+        <w:t xml:space="preserve"> физической смерти.</w:t>
       </w:r>
     </w:p>
     <w:p>
@@ -685,7 +731,23 @@
           <w:i w:val="false"/>
           <w:sz w:val="22"/>
         </w:rPr>
-        <w:t>Четыре принципа Выравнивания:</w:t>
+        <w:t xml:space="preserve">Четыре принципа </w:t>
+      </w:r>
+      <w:r>
+        <w:rPr>
+          <w:b/>
+          <w:i w:val="false"/>
+          <w:sz w:val="22"/>
+        </w:rPr>
+        <w:t>в “уравнивании” взгляда на смерть</w:t>
+      </w:r>
+      <w:r>
+        <w:rPr>
+          <w:b/>
+          <w:i w:val="false"/>
+          <w:sz w:val="22"/>
+        </w:rPr>
+        <w:t>:</w:t>
       </w:r>
     </w:p>
     <w:p>
@@ -886,55 +948,225 @@
     </w:p>
     <w:p>
       <w:pPr>
-        <w:pStyle w:val="Normal"/>
-        <w:rPr/>
-      </w:pPr>
-      <w:r>
-        <w:rPr>
-          <w:b w:val="false"/>
-          <w:b w:val="false"/>
-          <w:i w:val="false"/>
-          <w:i w:val="false"/>
-          <w:sz w:val="22"/>
-          <w:sz w:val="22"/>
-        </w:rPr>
-        <w:t xml:space="preserve">ਮਰਿ ਜਾਉ </w:t>
-      </w:r>
+        <w:pStyle w:val="BodyText"/>
+        <w:rPr/>
+      </w:pPr>
       <w:r>
         <w:rPr>
           <w:b w:val="false"/>
           <w:i w:val="false"/>
           <w:sz w:val="22"/>
         </w:rPr>
-        <w:t>(Mar Jaon) означает смерть. Ключевое слово — ВИСРЭЙ: нереализованность. Таково определение смерти в Гурбани.</w:t>
-      </w:r>
-    </w:p>
-    <w:p>
-      <w:pPr>
-        <w:pStyle w:val="Normal"/>
-        <w:rPr/>
-      </w:pPr>
+        <w:t xml:space="preserve">Физическая смерть ПЕРЕопределяется как духовная смерть. А духовная смерть определяется через VISREY — не-осознание, </w:t>
+      </w:r>
       <w:r>
         <w:rPr>
           <w:b w:val="false"/>
           <w:i w:val="false"/>
           <w:sz w:val="22"/>
         </w:rPr>
-        <w:t>Физическая смерть ПЕРЕОПРЕДЕЛЯЕТСЯ как духовная. Духовная смерть — это ВИСРЭЙ.</w:t>
-      </w:r>
-    </w:p>
-    <w:p>
-      <w:pPr>
-        <w:pStyle w:val="Normal"/>
-        <w:rPr/>
-      </w:pPr>
+        <w:t>забывание</w:t>
+      </w:r>
       <w:r>
         <w:rPr>
           <w:b w:val="false"/>
           <w:i w:val="false"/>
           <w:sz w:val="22"/>
         </w:rPr>
-        <w:t>Физическая жизнь случилась. Духовная Жизнь не происходит сама — её нужно создать. Физическую смерть не избежать. Духовной — можно. Смерть Совести можно и должно предотвратить.</w:t>
+        <w:t>.</w:t>
+      </w:r>
+    </w:p>
+    <w:p>
+      <w:pPr>
+        <w:pStyle w:val="BodyText"/>
+        <w:rPr/>
+      </w:pPr>
+      <w:r>
+        <w:rPr/>
+        <w:t>Смерть, которая действительно заботит Гурбани, смерть, которая действительно имеет отношение к нашей духовности, — это духовная смерть.</w:t>
+      </w:r>
+    </w:p>
+    <w:p>
+      <w:pPr>
+        <w:pStyle w:val="BodyText"/>
+        <w:rPr/>
+      </w:pPr>
+      <w:r>
+        <w:rPr/>
+        <w:t xml:space="preserve">Это потому, что </w:t>
+      </w:r>
+      <w:r>
+        <w:rPr/>
+        <w:t xml:space="preserve">та </w:t>
+      </w:r>
+      <w:r>
+        <w:rPr/>
+        <w:t xml:space="preserve">жизнь, </w:t>
+      </w:r>
+      <w:r>
+        <w:rPr/>
+        <w:t>о которой</w:t>
+      </w:r>
+      <w:r>
+        <w:rPr/>
+        <w:t xml:space="preserve"> заботит</w:t>
+      </w:r>
+      <w:r>
+        <w:rPr/>
+        <w:t>ся</w:t>
+      </w:r>
+      <w:r>
+        <w:rPr/>
+        <w:t xml:space="preserve"> Гурбани и имеет отношение к нашей духовности, — это </w:t>
+      </w:r>
+      <w:r>
+        <w:rPr>
+          <w:u w:val="single"/>
+        </w:rPr>
+        <w:t>духовная</w:t>
+      </w:r>
+      <w:r>
+        <w:rPr/>
+        <w:t xml:space="preserve"> жизнь.</w:t>
+      </w:r>
+    </w:p>
+    <w:p>
+      <w:pPr>
+        <w:pStyle w:val="BodyText"/>
+        <w:rPr/>
+      </w:pPr>
+      <w:r>
+        <w:rPr/>
+        <w:t xml:space="preserve">Физическая жизнь уже произошла, уже случилась. Но духовная жизнь </w:t>
+      </w:r>
+      <w:r>
+        <w:rPr>
+          <w:b/>
+          <w:bCs/>
+        </w:rPr>
+        <w:t>не происходит сама собой</w:t>
+      </w:r>
+      <w:r>
+        <w:rPr/>
+        <w:t>, не случается автоматически. Её нужно СОЗДАТЬ.</w:t>
+      </w:r>
+    </w:p>
+    <w:p>
+      <w:pPr>
+        <w:pStyle w:val="BodyText"/>
+        <w:rPr/>
+      </w:pPr>
+      <w:r>
+        <w:rPr/>
+        <w:t>Физическая смерть ПРОИЗОЙДЁТ и не может быть избегнута. Но духовная смерть МОЖЕТ быть предотвращена. Смерть нашей совести может и ДОЛЖНА быть предотвращена.</w:t>
+      </w:r>
+    </w:p>
+    <w:p>
+      <w:pPr>
+        <w:pStyle w:val="BodyText"/>
+        <w:rPr/>
+      </w:pPr>
+      <w:r>
+        <w:rPr/>
+        <w:t>Гурбани говорит нам СОЗДАВАТЬ духовную жизнь и ПРЕДОТВРАЩАТЬ наступление духовной смерти.</w:t>
+      </w:r>
+    </w:p>
+    <w:p>
+      <w:pPr>
+        <w:pStyle w:val="BodyText"/>
+        <w:rPr/>
+      </w:pPr>
+      <w:r>
+        <w:rPr/>
+        <w:t>Поэтому в этом стихе</w:t>
+        <w:br/>
+      </w:r>
+      <w:r>
+        <w:rPr>
+          <w:rStyle w:val="Strong"/>
+        </w:rPr>
+        <w:t xml:space="preserve">ਆਸਾ ਮਹਲਾ ੧ ॥ ਆਖਾ ਜੀਵਾ ਵਿਸਰੈ ਮਰਿ ਜਾਉ ॥ </w:t>
+      </w:r>
+      <w:r>
+        <w:rPr>
+          <w:rStyle w:val="Strong"/>
+        </w:rPr>
+        <w:t>Aakhan Jiva(n) Visaraiy Mur Jao(n)</w:t>
+      </w:r>
+      <w:r>
+        <w:rPr/>
+        <w:br/>
+        <w:t xml:space="preserve">слова </w:t>
+      </w:r>
+      <w:r>
+        <w:rPr>
+          <w:rStyle w:val="Strong"/>
+        </w:rPr>
+        <w:t>MAR JAON</w:t>
+      </w:r>
+      <w:r>
+        <w:rPr/>
+        <w:t xml:space="preserve"> переводятся как «ум</w:t>
+      </w:r>
+      <w:r>
+        <w:rPr/>
+        <w:t>ираю</w:t>
+      </w:r>
+      <w:r>
+        <w:rPr/>
+        <w:t xml:space="preserve">». Стих стоит в настоящем времени. Следовательно, </w:t>
+      </w:r>
+      <w:r>
+        <w:rPr>
+          <w:rStyle w:val="Strong"/>
+        </w:rPr>
+        <w:t>VISREY MAR JAON</w:t>
+      </w:r>
+      <w:r>
+        <w:rPr/>
+        <w:t xml:space="preserve"> означает: «ЕСЛИ происходит VISREY, Я УМ</w:t>
+      </w:r>
+      <w:r>
+        <w:rPr/>
+        <w:t>ИРАЮ</w:t>
+      </w:r>
+      <w:r>
+        <w:rPr/>
+        <w:t>». То есть каждый раз, когда происходит VISREY, я умираю.</w:t>
+      </w:r>
+    </w:p>
+    <w:p>
+      <w:pPr>
+        <w:pStyle w:val="BodyText"/>
+        <w:rPr/>
+      </w:pPr>
+      <w:r>
+        <w:rPr/>
+        <w:t>Но речь идёт НЕ о физической смерти. Это совершенно НЕ о физической смерти. Очень многие люди находятся в состоянии VISREY, но физически не умирают.</w:t>
+      </w:r>
+    </w:p>
+    <w:p>
+      <w:pPr>
+        <w:pStyle w:val="BodyText"/>
+        <w:rPr/>
+      </w:pPr>
+      <w:r>
+        <w:rPr/>
+        <w:t>Этот стих говорит о духовной смерти. Более того, он ПЕРЕОПРЕДЕЛЯЕТ смерть и ОПРЕДЕЛЯЕТ духовную смерть в рамках Гурбани.</w:t>
+      </w:r>
+    </w:p>
+    <w:p>
+      <w:pPr>
+        <w:pStyle w:val="Normal"/>
+        <w:rPr>
+          <w:b w:val="false"/>
+          <w:i w:val="false"/>
+          <w:i w:val="false"/>
+          <w:sz w:val="22"/>
+        </w:rPr>
+      </w:pPr>
+      <w:r>
+        <w:rPr/>
       </w:r>
     </w:p>
     <w:p>
@@ -985,7 +1217,15 @@
           <w:color w:val="444444"/>
           <w:sz w:val="20"/>
         </w:rPr>
-        <w:t>Pavrri. Ekna Marann Na Chit Aaas Ghaneyrea. Mur Mur Jamey Nit Kisay Na Kayrea.</w:t>
+        <w:t xml:space="preserve">Pavrri. Ekna Marann Na Chit Aaas Ghaneyrea. Mur Mur Jamey Nit Kisay Na Kayrea. </w:t>
+      </w:r>
+      <w:r>
+        <w:rPr>
+          <w:i/>
+          <w:color w:val="444444"/>
+          <w:sz w:val="20"/>
+        </w:rPr>
+        <w:t>(c) SGGS 143</w:t>
       </w:r>
     </w:p>
     <w:p>
@@ -1018,7 +1258,35 @@
           <w:i w:val="false"/>
           <w:sz w:val="22"/>
         </w:rPr>
-        <w:t>Это — духовная смерть, ежедневная гибель Совести. Смерть, которую можно предотвратить.</w:t>
+        <w:t>Это — духовная смерть, ежедневная гибель Совести. Смерть, которую можно предотвратить. Почему так?</w:t>
+      </w:r>
+    </w:p>
+    <w:p>
+      <w:pPr>
+        <w:pStyle w:val="Normal"/>
+        <w:rPr/>
+      </w:pPr>
+      <w:r>
+        <w:rPr>
+          <w:b w:val="false"/>
+          <w:i w:val="false"/>
+          <w:sz w:val="22"/>
+        </w:rPr>
+        <w:t>Потому что это та смерть, которая имеет значение. Это та смерть, которая волнует Гурбани и нас. Это та смерть, с которой мы можем что-то сделать. Это та смерть, которой можно избежать и которую нужно избежать.</w:t>
+      </w:r>
+    </w:p>
+    <w:p>
+      <w:pPr>
+        <w:pStyle w:val="Normal"/>
+        <w:rPr/>
+      </w:pPr>
+      <w:r>
+        <w:rPr>
+          <w:b w:val="false"/>
+          <w:i w:val="false"/>
+          <w:sz w:val="22"/>
+        </w:rPr>
+        <w:t>В этом и заключается духовность Гурбани и духовность шабда. Речь идёт о создании духовной жизни и предотвращении духовной смерти. Духовность Гурбани заключается в предотвращении смерти нашей совести.</w:t>
       </w:r>
     </w:p>
     <w:p>
@@ -1069,7 +1337,15 @@
           <w:color w:val="444444"/>
           <w:sz w:val="20"/>
         </w:rPr>
-        <w:t>Satgur Kaiy Junmeiy Gavan Mitaya.</w:t>
+        <w:t xml:space="preserve">Satgur Kaiy Junmeiy Gavan Mitaya. </w:t>
+      </w:r>
+      <w:r>
+        <w:rPr>
+          <w:i/>
+          <w:color w:val="444444"/>
+          <w:sz w:val="20"/>
+        </w:rPr>
+        <w:t>(c) SGGS 940</w:t>
       </w:r>
     </w:p>
     <w:p>
@@ -1098,6 +1374,8 @@
       </w:pPr>
       <w:r>
         <w:rPr/>
+        <w:br/>
+        <w:t>Речь идёт о СОЗДАНИИ/ВОЗНИКНОВЕНИИ духовной жизни в рамках Сатгуру – шабда. И о предотвращении духовной смерти, об избегании смерти нашей совести. О предотвращении смерти нашей духовности.</w:t>
       </w:r>
     </w:p>
     <w:p>
@@ -1106,12 +1384,65 @@
         <w:rPr/>
       </w:pPr>
       <w:r>
+        <w:rPr/>
+        <w:t>Речь идёт о том, чтобы не стать ходячими мертвецами. О том, чтобы не превратиться в существ с мёртвыми душами.</w:t>
+      </w:r>
+    </w:p>
+    <w:p>
+      <w:pPr>
+        <w:pStyle w:val="Normal"/>
+        <w:rPr/>
+      </w:pPr>
+      <w:r>
+        <w:rPr/>
+        <w:t>Вот цитата, приписываемая Бенджамину Франклину. Она ясно показывает, что он очень хорошо понимал концепцию смерти совести:</w:t>
+      </w:r>
+    </w:p>
+    <w:p>
+      <w:pPr>
+        <w:pStyle w:val="Normal"/>
         <w:rPr>
-          <w:b w:val="false"/>
           <w:i/>
-          <w:sz w:val="22"/>
+          <w:i/>
+          <w:iCs/>
         </w:rPr>
-        <w:t>Бенджамин Франклин: «Многие умирают в 25, но их хоронят только в 75». 25 — расцвет юности, когда человек начинает укореняться в пороках. Гурбани объясняет: духовная жизнь держится на добродетелях; духовная смерть — порождение пороков.</w:t>
+      </w:pPr>
+      <w:r>
+        <w:rPr>
+          <w:i/>
+          <w:iCs/>
+        </w:rPr>
+        <w:t>Многие люди умирают в 25 лет, но их хоронят только в 75. Почему именно в 25, спросите вы? 25 – это расцвет молодости. Смысл здесь в том, что смерть совести происходит, когда люди вступают в расцвет молодости – в 25 лет или около того.</w:t>
+      </w:r>
+    </w:p>
+    <w:p>
+      <w:pPr>
+        <w:pStyle w:val="Normal"/>
+        <w:rPr/>
+      </w:pPr>
+      <w:r>
+        <w:rPr/>
+        <w:t>Как и почему это происходит?</w:t>
+      </w:r>
+    </w:p>
+    <w:p>
+      <w:pPr>
+        <w:pStyle w:val="Normal"/>
+        <w:rPr/>
+      </w:pPr>
+      <w:r>
+        <w:rPr/>
+        <w:t>Гурбани даёт ответы. Духовная жизнь основана на добродетелях. В основе всего лежит понимание божественных добродетелей, их принятие, привитие божественных добродетелей, их усвоение и, наконец, становление божественными добродетелями. В конечном итоге – становление божественным. Реализация божественных добродетелей.</w:t>
+      </w:r>
+    </w:p>
+    <w:p>
+      <w:pPr>
+        <w:pStyle w:val="Normal"/>
+        <w:rPr/>
+      </w:pPr>
+      <w:r>
+        <w:rPr/>
+        <w:t>Вот следующий стих на эту тему:</w:t>
       </w:r>
     </w:p>
     <w:p>
@@ -1326,6 +1657,20 @@
     </w:p>
     <w:p>
       <w:pPr>
+        <w:pStyle w:val="BodyText"/>
+        <w:rPr/>
+      </w:pPr>
+      <w:r>
+        <w:rPr/>
+        <w:t>Здесь</w:t>
+      </w:r>
+      <w:r>
+        <w:rPr/>
+        <w:t xml:space="preserve"> ясно, что духовная жизнь обусловлена божественными добродетелями. А духовная смерть обусловлена отсутствием божественных добродетелей.</w:t>
+      </w:r>
+    </w:p>
+    <w:p>
+      <w:pPr>
         <w:pStyle w:val="Normal"/>
         <w:rPr/>
       </w:pPr>
@@ -1401,6 +1746,110 @@
       </w:pPr>
       <w:r>
         <w:rPr/>
+        <w:t>Ava Gavan означает — цикл жизни и смерти. В контексте Gurbani это цикл духовной жизни и духовной смерти. Помните о переопределении. Именно переопределённые значения приведут нас к тем смыслам, которые Gurbani намеревается передать.</w:t>
+      </w:r>
+    </w:p>
+    <w:p>
+      <w:pPr>
+        <w:pStyle w:val="Normal"/>
+        <w:rPr/>
+      </w:pPr>
+      <w:r>
+        <w:rPr/>
+        <w:t>Фраза Aye Gya — приход и уход — относится к духовной жизни, духовной смерти и к циклу духовной жизни и духовной смерти соответственно, потому что следующая часть шлока содержит выражение Badhik Jio Bikaro.</w:t>
+      </w:r>
+    </w:p>
+    <w:p>
+      <w:pPr>
+        <w:pStyle w:val="Normal"/>
+        <w:rPr/>
+      </w:pPr>
+      <w:r>
+        <w:rPr/>
+        <w:t>Badhik означает «связанный», «привязанный к». Jio относится к жизни. Bikaro — это пороки.</w:t>
+      </w:r>
+    </w:p>
+    <w:p>
+      <w:pPr>
+        <w:pStyle w:val="Normal"/>
+        <w:rPr/>
+      </w:pPr>
+      <w:r>
+        <w:rPr>
+          <w:b/>
+          <w:bCs/>
+        </w:rPr>
+        <w:t>Смерть</w:t>
+      </w:r>
+      <w:r>
+        <w:rPr/>
+        <w:t>, которая наступает из-за связанности пороками, — это духовная смерть.</w:t>
+      </w:r>
+    </w:p>
+    <w:p>
+      <w:pPr>
+        <w:pStyle w:val="Normal"/>
+        <w:rPr/>
+      </w:pPr>
+      <w:r>
+        <w:rPr>
+          <w:b/>
+          <w:bCs/>
+        </w:rPr>
+        <w:t>Цикл</w:t>
+      </w:r>
+      <w:r>
+        <w:rPr/>
+        <w:t>, который возникает из-за связанности пороками, — это цикл ДУХОВНОЙ жизни и ДУХОВНОЙ смерти.</w:t>
+      </w:r>
+    </w:p>
+    <w:p>
+      <w:pPr>
+        <w:pStyle w:val="Normal"/>
+        <w:rPr/>
+      </w:pPr>
+      <w:r>
+        <w:rPr/>
+        <w:t>Gurbani говорит нам разорвать этот цикл и создать постоянную и непреходящую духовную жизнь.</w:t>
+      </w:r>
+    </w:p>
+    <w:p>
+      <w:pPr>
+        <w:pStyle w:val="Normal"/>
+        <w:rPr/>
+      </w:pPr>
+      <w:r>
+        <w:rPr/>
+        <w:t>Итак, ясно, что в Gurbani духовная смерть вызывается человеческими пороками, и именно от этого цикла человек освобождается через принятие божественных добродетелей.</w:t>
+      </w:r>
+    </w:p>
+    <w:p>
+      <w:pPr>
+        <w:pStyle w:val="Normal"/>
+        <w:rPr/>
+      </w:pPr>
+      <w:r>
+        <w:rPr/>
+        <w:t>Теперь мы понимаем, почему Бенджамин Франклин говорит, что многие люди умирают в 25 лет. 25 лет — это расцвет молодости, и именно в этом возрасте человек начинает укореняться в пороках.</w:t>
+      </w:r>
+    </w:p>
+    <w:p>
+      <w:pPr>
+        <w:pStyle w:val="Normal"/>
+        <w:rPr/>
+      </w:pPr>
+      <w:r>
+        <w:rPr/>
+        <w:t>У нас есть этот шлок на странице 966 SGGS, который излагает такой взгляд на молодость.</w:t>
+      </w:r>
+    </w:p>
+    <w:p>
+      <w:pPr>
+        <w:pStyle w:val="Normal"/>
+        <w:rPr/>
+      </w:pPr>
+      <w:r>
+        <w:rPr/>
       </w:r>
     </w:p>
     <w:p>
@@ -1461,26 +1910,88 @@
         <w:rPr>
           <w:sz w:val="22"/>
         </w:rPr>
-        <w:t>Редки те, кто в Юности взращивает в себе Божественность. Юность редко — пора духовности.</w:t>
+        <w:t xml:space="preserve">Редки те, кто в Юности взращивает в себе Божественность. Юность редко </w:t>
+      </w:r>
+      <w:r>
+        <w:rPr>
+          <w:sz w:val="22"/>
+        </w:rPr>
+        <w:t>бывает</w:t>
+      </w:r>
+      <w:r>
+        <w:rPr>
+          <w:sz w:val="22"/>
+        </w:rPr>
+        <w:t xml:space="preserve"> пор</w:t>
+      </w:r>
+      <w:r>
+        <w:rPr>
+          <w:sz w:val="22"/>
+        </w:rPr>
+        <w:t>ой</w:t>
+      </w:r>
+      <w:r>
+        <w:rPr>
+          <w:sz w:val="22"/>
+        </w:rPr>
+        <w:t xml:space="preserve"> духовности.</w:t>
+        <w:br/>
+        <w:br/>
+      </w:r>
+      <w:r>
+        <w:rPr>
+          <w:sz w:val="22"/>
+        </w:rPr>
+        <w:t xml:space="preserve">Фарид </w:t>
+      </w:r>
+      <w:r>
+        <w:rPr>
+          <w:sz w:val="22"/>
+        </w:rPr>
+        <w:t>констатирует реальность. Молодость редко бывает этапом жизни, посвящённым божественности. Это период жизни для многого другого, но редко — для духовности.</w:t>
       </w:r>
     </w:p>
     <w:p>
       <w:pPr>
-        <w:pStyle w:val="Normal"/>
-        <w:rPr/>
-      </w:pPr>
-      <w:r>
-        <w:rPr/>
+        <w:pStyle w:val="BodyText"/>
+        <w:rPr/>
+      </w:pPr>
+      <w:r>
+        <w:rPr/>
+        <w:t>Итак, это первое значение СМЕРТИ в Гурбани. Она ПЕРЕОПРЕДЕЛЯЕТСЯ как духовная смерть. Это революционное переопределение. Второе значение СМЕРТИ в Гурбани — не менее революционное — это смерть от пороков, смерть самих пороков.</w:t>
       </w:r>
     </w:p>
     <w:p>
       <w:pPr>
+        <w:pStyle w:val="BodyText"/>
+        <w:rPr/>
+      </w:pPr>
+      <w:r>
+        <w:rPr/>
+        <w:t>Это шлок Бхагата Кабира на странице 1365 SGGS. Красота этого шлока в том, что в нём говорится сразу о всех трёх формах смерти — физической, духовной и смерти от пороков — в одном и том же стихе.</w:t>
+      </w:r>
+    </w:p>
+    <w:p>
+      <w:pPr>
+        <w:pStyle w:val="Normal"/>
+        <w:rPr/>
+      </w:pPr>
+      <w:r>
+        <w:rPr/>
+      </w:r>
+    </w:p>
+    <w:p>
+      <w:pPr>
         <w:pStyle w:val="Heading2"/>
         <w:rPr/>
       </w:pPr>
       <w:r>
         <w:rPr/>
-        <w:t>Второе значение: смерть пороков</w:t>
+        <w:t>Второе значение: с</w:t>
+      </w:r>
+      <w:r>
+        <w:rPr/>
+        <w:t>тать “мертвым” для пороков</w:t>
       </w:r>
     </w:p>
     <w:p>
@@ -1541,13 +2052,39 @@
         <w:rPr>
           <w:sz w:val="22"/>
         </w:rPr>
-        <w:t>Этот стих говорит обо всех трёх видах смерти сразу. Мир испытывал физическую смерть в изобилии, но не осознал необходимости умереть от своих пороков. Тот, кто умирает этой смертью — смертью пороков, — никогда больше не будет страдать духовной смертью.</w:t>
+        <w:t xml:space="preserve">Этот стих говорит обо всех трёх видах смерти сразу. Мир испытывал физическую смерть в изобилии, но не осознал необходимости умереть </w:t>
+      </w:r>
+      <w:r>
+        <w:rPr>
+          <w:sz w:val="22"/>
+        </w:rPr>
+        <w:t>для</w:t>
+      </w:r>
+      <w:r>
+        <w:rPr>
+          <w:sz w:val="22"/>
+        </w:rPr>
+        <w:t xml:space="preserve"> своих пороков. Тот, кто умирает этой смертью — смертью </w:t>
+      </w:r>
+      <w:r>
+        <w:rPr>
+          <w:sz w:val="22"/>
+        </w:rPr>
+        <w:t>для</w:t>
+      </w:r>
+      <w:r>
+        <w:rPr>
+          <w:sz w:val="22"/>
+        </w:rPr>
+        <w:t xml:space="preserve"> пороков, — никогда больше не будет страдать духовной смертью.</w:t>
       </w:r>
     </w:p>
     <w:p>
       <w:pPr>
-        <w:pStyle w:val="Normal"/>
-        <w:rPr/>
+        <w:pStyle w:val="BodyText"/>
+        <w:rPr>
+          <w:sz w:val="22"/>
+        </w:rPr>
       </w:pPr>
       <w:r>
         <w:rPr/>
@@ -1555,239 +2092,450 @@
     </w:p>
     <w:p>
       <w:pPr>
-        <w:pStyle w:val="Heading2"/>
-        <w:rPr/>
-      </w:pPr>
-      <w:r>
-        <w:rPr/>
-        <w:t>Заключение</w:t>
+        <w:pStyle w:val="BodyText"/>
+        <w:rPr/>
+      </w:pPr>
+      <w:r>
+        <w:rPr>
+          <w:sz w:val="22"/>
+        </w:rPr>
+        <w:t>Слова Marta / Marna / Mar и Mua — все означают смерть. В этом одном-единственном двустишии содержится 7 упоминаний смерти. Но из этих семи только одно употреблено в значении физической смерти. В остальных 6 случаях речь идёт о духовной смерти и смерти по причине пороков.</w:t>
       </w:r>
     </w:p>
     <w:p>
       <w:pPr>
-        <w:pStyle w:val="Normal"/>
+        <w:pStyle w:val="BodyText"/>
+        <w:rPr/>
+      </w:pPr>
+      <w:r>
+        <w:rPr/>
+        <w:t>Смысл этого стиха таков: Кабир говорит, что мир в изобилии испытал физическую смерть, но не осознал необходимости смерти по причине наших пороков. Тот, кто умирает такой смертью — смертью по причине пороков, — больше никогда не будет страдать духовной смертью.</w:t>
+        <w:br/>
+      </w:r>
+    </w:p>
+    <w:p>
+      <w:pPr>
+        <w:pStyle w:val="BodyText"/>
         <w:rPr/>
       </w:pPr>
       <w:r>
         <w:rPr>
           <w:b/>
-          <w:i w:val="false"/>
-          <w:sz w:val="22"/>
+          <w:bCs/>
+          <w:color w:val="3465A4"/>
+          <w:sz w:val="26"/>
+          <w:szCs w:val="26"/>
         </w:rPr>
-        <w:t>Гурбани делает со смертью семь вещей:</w:t>
+        <w:t>Подводя итоги</w:t>
+      </w:r>
+      <w:r>
+        <w:rPr/>
+        <w:br/>
       </w:r>
     </w:p>
     <w:p>
       <w:pPr>
-        <w:pStyle w:val="Normal"/>
+        <w:pStyle w:val="BodyText"/>
         <w:rPr/>
       </w:pPr>
       <w:r>
         <w:rPr>
-          <w:b w:val="false"/>
-          <w:i w:val="false"/>
-          <w:sz w:val="22"/>
+          <w:b/>
+          <w:bCs/>
         </w:rPr>
-        <w:t>1. Даёт реалистичный контекст физической смерти.</w:t>
+        <w:t>Итак</w:t>
+      </w:r>
+      <w:r>
+        <w:rPr/>
+        <w:t xml:space="preserve">, в заключение, </w:t>
+      </w:r>
+      <w:r>
+        <w:rPr/>
+        <w:t>дорогие</w:t>
+      </w:r>
+      <w:r>
+        <w:rPr/>
+        <w:t xml:space="preserve">, мы увидели, что Гурбани делает следующие </w:t>
+      </w:r>
+      <w:r>
+        <w:rPr/>
+        <w:t>7</w:t>
+      </w:r>
+      <w:r>
+        <w:rPr/>
+        <w:t xml:space="preserve"> вещ</w:t>
+      </w:r>
+      <w:r>
+        <w:rPr/>
+        <w:t>ей</w:t>
+      </w:r>
+      <w:r>
+        <w:rPr/>
+        <w:t>, когда речь заходит о понятии смерти.</w:t>
       </w:r>
     </w:p>
     <w:p>
       <w:pPr>
-        <w:pStyle w:val="Normal"/>
-        <w:rPr/>
-      </w:pPr>
-      <w:r>
-        <w:rPr>
-          <w:b w:val="false"/>
-          <w:i w:val="false"/>
-          <w:sz w:val="22"/>
-        </w:rPr>
-        <w:t>2. Укореняет физическую смерть как часть реальности Жизни.</w:t>
+        <w:pStyle w:val="BodyText"/>
+        <w:rPr/>
+      </w:pPr>
+      <w:r>
+        <w:rPr/>
       </w:r>
     </w:p>
     <w:p>
       <w:pPr>
-        <w:pStyle w:val="Normal"/>
+        <w:pStyle w:val="BodyText"/>
+        <w:numPr>
+          <w:ilvl w:val="0"/>
+          <w:numId w:val="7"/>
+        </w:numPr>
         <w:rPr/>
       </w:pPr>
       <w:r>
         <w:rPr>
-          <w:b w:val="false"/>
-          <w:i w:val="false"/>
-          <w:sz w:val="22"/>
+          <w:b/>
+          <w:bCs/>
         </w:rPr>
-        <w:t>3. Определяет физическую смерть как возвращение к истокам.</w:t>
+        <w:t>Во-первых</w:t>
+      </w:r>
+      <w:r>
+        <w:rPr/>
+        <w:t xml:space="preserve">, </w:t>
+      </w:r>
+      <w:r>
+        <w:rPr/>
+        <w:t>Гурбани</w:t>
+      </w:r>
+      <w:r>
+        <w:rPr/>
+        <w:t xml:space="preserve"> задаёт реалистичный контекст для понятия физической смерти.</w:t>
       </w:r>
     </w:p>
     <w:p>
       <w:pPr>
-        <w:pStyle w:val="Normal"/>
+        <w:pStyle w:val="BodyText"/>
+        <w:numPr>
+          <w:ilvl w:val="0"/>
+          <w:numId w:val="7"/>
+        </w:numPr>
         <w:rPr/>
       </w:pPr>
       <w:r>
         <w:rPr>
-          <w:b w:val="false"/>
-          <w:i w:val="false"/>
-          <w:sz w:val="22"/>
+          <w:b/>
+          <w:bCs/>
         </w:rPr>
-        <w:t>4. Освобождает от парализующего страха загробной жизни.</w:t>
+        <w:t>Во-вторых</w:t>
+      </w:r>
+      <w:r>
+        <w:rPr/>
+        <w:t>, Гурбани утверждает физическую смерть как часть реальности Жизни.</w:t>
       </w:r>
     </w:p>
     <w:p>
       <w:pPr>
-        <w:pStyle w:val="Normal"/>
+        <w:pStyle w:val="BodyText"/>
+        <w:numPr>
+          <w:ilvl w:val="0"/>
+          <w:numId w:val="7"/>
+        </w:numPr>
         <w:rPr/>
       </w:pPr>
       <w:r>
         <w:rPr>
-          <w:b w:val="false"/>
-          <w:i w:val="false"/>
-          <w:sz w:val="22"/>
+          <w:b/>
+          <w:bCs/>
         </w:rPr>
-        <w:t>5. Призывает жить в полную силу вплоть до неизбежной физической смерти.</w:t>
+        <w:t>В-третьих</w:t>
+      </w:r>
+      <w:r>
+        <w:rPr/>
+        <w:t>, Гурбани определяет физическую смерть как возвращение к нашим истокам.</w:t>
       </w:r>
     </w:p>
     <w:p>
       <w:pPr>
-        <w:pStyle w:val="Normal"/>
+        <w:pStyle w:val="BodyText"/>
+        <w:numPr>
+          <w:ilvl w:val="0"/>
+          <w:numId w:val="7"/>
+        </w:numPr>
         <w:rPr/>
       </w:pPr>
       <w:r>
         <w:rPr>
-          <w:b w:val="false"/>
-          <w:i w:val="false"/>
-          <w:sz w:val="22"/>
+          <w:b/>
+          <w:bCs/>
         </w:rPr>
-        <w:t>6. Переопределяет смерть в духовную смерть — единственную, которой можно и нужно избежать.</w:t>
+        <w:t>В-четвёртых</w:t>
+      </w:r>
+      <w:r>
+        <w:rPr/>
+        <w:t>, тем самым Гурбани освобождает нас от парализующего страха перед загробной жизнью.</w:t>
+        <w:br/>
+        <w:t>Когда ты перестаёшь жить духовностью страха, ты начинаешь жить духовностью РАДОСТИ.</w:t>
+        <w:br/>
+        <w:t>Когда ты перестаёшь жить В СТРАХЕ перед смертью, ты начинаешь жить в радости ЖИЗНИ.</w:t>
       </w:r>
     </w:p>
     <w:p>
       <w:pPr>
-        <w:pStyle w:val="Normal"/>
+        <w:pStyle w:val="BodyText"/>
+        <w:numPr>
+          <w:ilvl w:val="0"/>
+          <w:numId w:val="7"/>
+        </w:numPr>
         <w:rPr/>
       </w:pPr>
       <w:r>
         <w:rPr>
-          <w:b w:val="false"/>
-          <w:i w:val="false"/>
-          <w:sz w:val="22"/>
+          <w:b/>
+          <w:bCs/>
         </w:rPr>
-        <w:t>7. Указывает на необходимую смерть: смерть Пороков — чтобы духовная жизнь расцвела.</w:t>
+        <w:t>В-пятых</w:t>
+      </w:r>
+      <w:r>
+        <w:rPr/>
+        <w:t>, Гурбани говорит нам ИЗВЛЕЧЬ ИЗ НАШЕЙ ЖИЗНИ ВСЁ САМОЕ ЛУЧШЕЕ, прожить её в полноте до самого мгновения несомненности физической смерти.</w:t>
+        <w:br/>
+        <w:t xml:space="preserve">Когда ты перестаёшь тревожиться о том, что случится завтра, ты начинаешь жить в настоящем. Ты начинаешь жить </w:t>
+      </w:r>
+      <w:r>
+        <w:rPr/>
+        <w:t xml:space="preserve">настоящей </w:t>
+      </w:r>
+      <w:r>
+        <w:rPr/>
+        <w:t>духовностью Здесь и Сейчас.</w:t>
       </w:r>
     </w:p>
     <w:p>
       <w:pPr>
-        <w:pStyle w:val="Normal"/>
-        <w:rPr/>
-      </w:pPr>
-      <w:r>
-        <w:rPr/>
+        <w:pStyle w:val="BodyText"/>
+        <w:numPr>
+          <w:ilvl w:val="0"/>
+          <w:numId w:val="7"/>
+        </w:numPr>
+        <w:rPr/>
+      </w:pPr>
+      <w:r>
+        <w:rPr>
+          <w:b/>
+          <w:bCs/>
+        </w:rPr>
+        <w:t>В-шестых</w:t>
+      </w:r>
+      <w:r>
+        <w:rPr/>
+        <w:t xml:space="preserve">, Гурбани переопределяет смерть как духовную смерть. Смерть, которая имеет значение, смерть, которой следует избегать, которую </w:t>
+      </w:r>
+      <w:r>
+        <w:rPr>
+          <w:b/>
+          <w:bCs/>
+          <w:u w:val="single"/>
+        </w:rPr>
+        <w:t>воз</w:t>
+      </w:r>
+      <w:r>
+        <w:rPr>
+          <w:b/>
+          <w:bCs/>
+          <w:u w:val="single"/>
+        </w:rPr>
+        <w:t>можно</w:t>
+      </w:r>
+      <w:r>
+        <w:rPr/>
+        <w:t xml:space="preserve"> избежать, — это духовная смерть, смерть совести, и именно эта смерть является предметом Гурбани. Уже сам факт того, что Гурбани говорит об избежании смерти, показывает нам, что смерть ПЕРЕОПРЕДЕЛЯЕТСЯ в Гурбани как духовная смерть.</w:t>
       </w:r>
     </w:p>
     <w:p>
       <w:pPr>
-        <w:pStyle w:val="Normal"/>
+        <w:pStyle w:val="BodyText"/>
+        <w:numPr>
+          <w:ilvl w:val="0"/>
+          <w:numId w:val="7"/>
+        </w:numPr>
         <w:rPr/>
       </w:pPr>
       <w:r>
         <w:rPr>
           <w:b/>
-          <w:i w:val="false"/>
-          <w:sz w:val="22"/>
+          <w:bCs/>
         </w:rPr>
-        <w:t>Когда ты перестаёшь жить духовностью Страха — ты начинаешь жить духовностью РАДОСТИ.</w:t>
+        <w:t>Наконец</w:t>
+      </w:r>
+      <w:r>
+        <w:rPr/>
+        <w:t>, Гурбани говорит о необходимой смерти. О смерти, которой нам нужно умереть Здесь и Сейчас. А именно — о смерти наших пороков. Почему? Потому что смерть наших пороков позволяет нашей духовной жизни расцвести.</w:t>
+        <w:br/>
       </w:r>
     </w:p>
     <w:p>
       <w:pPr>
-        <w:pStyle w:val="Normal"/>
-        <w:rPr/>
-      </w:pPr>
+        <w:pStyle w:val="BodyText"/>
+        <w:rPr/>
+      </w:pPr>
+      <w:r>
+        <w:rPr/>
+        <w:t xml:space="preserve">Это ПЕРЕОПРЕДЕЛЕНИЕ имеет решающее значение для понимания подлинных посланий Гурбани. На каждые </w:t>
+      </w:r>
       <w:r>
         <w:rPr>
           <w:b/>
-          <w:i w:val="false"/>
-          <w:sz w:val="22"/>
+          <w:bCs/>
         </w:rPr>
-        <w:t>Когда ты перестаёшь жить в СТРАХЕ Смерти — ты начинаешь жить в РАДОСТИ Жизни.</w:t>
+        <w:t>100</w:t>
+      </w:r>
+      <w:r>
+        <w:rPr/>
+        <w:t xml:space="preserve"> стихов в SGGS, в которых говорится о смерти, — </w:t>
+      </w:r>
+      <w:r>
+        <w:rPr>
+          <w:b/>
+          <w:bCs/>
+        </w:rPr>
+        <w:t>ОДИН</w:t>
+      </w:r>
+      <w:r>
+        <w:rPr/>
+        <w:t xml:space="preserve"> относится к физической смерти, а остальные </w:t>
+      </w:r>
+      <w:r>
+        <w:rPr>
+          <w:b/>
+          <w:bCs/>
+        </w:rPr>
+        <w:t>99</w:t>
+      </w:r>
+      <w:r>
+        <w:rPr/>
+        <w:t xml:space="preserve"> — к духовной смерти и смерти пороков. Этот </w:t>
+      </w:r>
+      <w:r>
+        <w:rPr>
+          <w:b/>
+          <w:bCs/>
+        </w:rPr>
+        <w:t>один</w:t>
+      </w:r>
+      <w:r>
+        <w:rPr/>
+        <w:t xml:space="preserve"> стих говорит о </w:t>
+      </w:r>
+      <w:r>
+        <w:rPr>
+          <w:b/>
+          <w:bCs/>
+          <w:i/>
+          <w:iCs/>
+        </w:rPr>
+        <w:t>ВЫРАВНИВАНИИ</w:t>
+      </w:r>
+      <w:r>
+        <w:rPr/>
+        <w:t xml:space="preserve"> и утверждении физической смерти в реальности Жизни, а остальные </w:t>
+      </w:r>
+      <w:r>
+        <w:rPr>
+          <w:b/>
+          <w:bCs/>
+        </w:rPr>
+        <w:t>99</w:t>
+      </w:r>
+      <w:r>
+        <w:rPr/>
+        <w:t xml:space="preserve"> ПЕРЕОПРЕДЕЛЯЮТ смерть как духовную смерть и смерть от пороков.</w:t>
       </w:r>
     </w:p>
     <w:p>
       <w:pPr>
-        <w:pStyle w:val="Normal"/>
-        <w:rPr/>
-      </w:pPr>
+        <w:pStyle w:val="BodyText"/>
+        <w:rPr/>
+      </w:pPr>
+      <w:r>
+        <w:rPr/>
+        <w:t>Если мы проигнорируем это ПЕРЕОПРЕДЕЛЕНИЕ и будем считать — ошибочно, разумеется, — что каждое упоминание смерти в SGGS относится к физической смерти, тогда мы попадём в рамки старого, отброшенного полотна четырёхтысячелетней давности, фокус, фиксация и одержимость которого действительно были сосредоточены на физической смерти. Гуру Нанак устранил эту фиксацию. Он полностью переписал всё это полотно.</w:t>
+      </w:r>
+    </w:p>
+    <w:p>
+      <w:pPr>
+        <w:pStyle w:val="BodyText"/>
+        <w:rPr/>
+      </w:pPr>
+      <w:r>
+        <w:rPr/>
+        <w:t>Фокус Гуру Нанака — на предотвращении духовной смерти, а его устремление — на том, чтобы избежать смерти нашей совести.</w:t>
+      </w:r>
+    </w:p>
+    <w:p>
+      <w:pPr>
+        <w:pStyle w:val="BodyText"/>
+        <w:rPr/>
+      </w:pPr>
+      <w:r>
+        <w:rPr/>
+        <w:t>ПЕРЕОПРЕДЕЛЕНИЕ смерти имеет решающее и принципиальное значение. ПЕРЕОПРЕДЕЛИВ смерть, Гуру Нанак подготовил почву для разрушения всего старого полотна. В конце концов, старое полотно было выстроено вокруг Смерти и того, что после смерти.</w:t>
+      </w:r>
+    </w:p>
+    <w:p>
+      <w:pPr>
+        <w:pStyle w:val="BodyText"/>
+        <w:rPr/>
+      </w:pPr>
+      <w:r>
+        <w:rPr/>
+        <w:t xml:space="preserve">Теперь, поскольку сама смерть </w:t>
+      </w:r>
+      <w:r>
+        <w:rPr>
+          <w:i/>
+          <w:iCs/>
+        </w:rPr>
+        <w:t>ВЫРАВНИВАЕТСЯ</w:t>
+      </w:r>
+      <w:r>
+        <w:rPr/>
+        <w:t xml:space="preserve"> и ПЕРЕОПРЕДЕЛЯЕТСЯ, каждое понятие, связанное со смертью, каждое понятие, следующее за смертью, каждое понятие старого полотна </w:t>
+      </w:r>
       <w:r>
         <w:rPr>
           <w:b/>
-          <w:i w:val="false"/>
-          <w:sz w:val="22"/>
+          <w:bCs/>
         </w:rPr>
-        <w:t>Когда ты перестаёшь беспокоиться о завтрашнем дне — ты начинаешь жить в Настоящем. Ты живёшь Духовностью Здесь и Сейчас.</w:t>
+        <w:t>ПЕРЕОПРЕДЕЛЯЕТСЯ</w:t>
+      </w:r>
+      <w:r>
+        <w:rPr/>
+        <w:t xml:space="preserve"> в Гурбани.</w:t>
       </w:r>
     </w:p>
     <w:p>
       <w:pPr>
-        <w:pStyle w:val="Normal"/>
-        <w:rPr/>
-      </w:pPr>
-      <w:r>
-        <w:rPr/>
+        <w:pStyle w:val="BodyText"/>
+        <w:rPr/>
+      </w:pPr>
+      <w:r>
+        <w:rPr/>
+        <w:t>Далее мы рассмотрим понятия загробной жизни в Сикхи и попытаемся представить новые, переопределённые и соответствующие Гурбани значения загробной жизни и жизни после смерти, как они изложены на 1 429 страницах SGGS.</w:t>
       </w:r>
     </w:p>
     <w:p>
       <w:pPr>
-        <w:pStyle w:val="Normal"/>
-        <w:rPr/>
-      </w:pPr>
-      <w:r>
-        <w:rPr>
-          <w:b w:val="false"/>
-          <w:i w:val="false"/>
-          <w:sz w:val="22"/>
-        </w:rPr>
-        <w:t>Из каждых 100 стихов СГГС о смерти — ОДИН о физической смерти (выравнивание), остальные 99 переопределяют смерть как духовную и как смерть от пороков.</w:t>
-      </w:r>
-    </w:p>
-    <w:p>
-      <w:pPr>
-        <w:pStyle w:val="Normal"/>
-        <w:rPr/>
-      </w:pPr>
-      <w:r>
-        <w:rPr>
-          <w:b w:val="false"/>
-          <w:i w:val="false"/>
-          <w:sz w:val="22"/>
-        </w:rPr>
-        <w:t>Гуру Нанак устранил фиксацию на физической смерти. Он записал поверх всего того холста. Его цель — предотвратить духовную смерть. Его мотивация — не допустить гибели нашей Совести.</w:t>
-      </w:r>
-    </w:p>
-    <w:p>
-      <w:pPr>
-        <w:pStyle w:val="Normal"/>
-        <w:rPr/>
-      </w:pPr>
-      <w:r>
-        <w:rPr/>
-      </w:r>
-    </w:p>
-    <w:p>
-      <w:pPr>
-        <w:pStyle w:val="Normal"/>
-        <w:widowControl/>
-        <w:bidi w:val="0"/>
-        <w:spacing w:lineRule="auto" w:line="276" w:before="0" w:after="200"/>
-        <w:jc w:val="left"/>
-        <w:rPr/>
-      </w:pPr>
-      <w:r>
+        <w:pStyle w:val="BodyText"/>
+        <w:spacing w:before="0" w:after="120"/>
         <w:rPr>
           <w:b w:val="false"/>
           <w:i/>
+          <w:i/>
           <w:sz w:val="22"/>
         </w:rPr>
-        <w:t>Далее: Часть 3 — Загробная Жизнь.</w:t>
+      </w:pPr>
+      <w:r>
+        <w:rPr/>
       </w:r>
     </w:p>
     <w:sectPr>
@@ -1832,6 +2580,7 @@
         </w:tabs>
         <w:ind w:left="1080" w:hanging="360"/>
       </w:pPr>
+      <w:rPr/>
     </w:lvl>
     <w:lvl w:ilvl="2">
       <w:start w:val="1"/>
@@ -1844,6 +2593,7 @@
         </w:tabs>
         <w:ind w:left="1440" w:hanging="360"/>
       </w:pPr>
+      <w:rPr/>
     </w:lvl>
     <w:lvl w:ilvl="3">
       <w:start w:val="1"/>
@@ -1856,6 +2606,7 @@
         </w:tabs>
         <w:ind w:left="1800" w:hanging="360"/>
       </w:pPr>
+      <w:rPr/>
     </w:lvl>
     <w:lvl w:ilvl="4">
       <w:start w:val="1"/>
@@ -1868,6 +2619,7 @@
         </w:tabs>
         <w:ind w:left="2160" w:hanging="360"/>
       </w:pPr>
+      <w:rPr/>
     </w:lvl>
     <w:lvl w:ilvl="5">
       <w:start w:val="1"/>
@@ -1880,6 +2632,7 @@
         </w:tabs>
         <w:ind w:left="2520" w:hanging="360"/>
       </w:pPr>
+      <w:rPr/>
     </w:lvl>
     <w:lvl w:ilvl="6">
       <w:start w:val="1"/>
@@ -1892,6 +2645,7 @@
         </w:tabs>
         <w:ind w:left="2880" w:hanging="360"/>
       </w:pPr>
+      <w:rPr/>
     </w:lvl>
     <w:lvl w:ilvl="7">
       <w:start w:val="1"/>
@@ -1904,6 +2658,7 @@
         </w:tabs>
         <w:ind w:left="3240" w:hanging="360"/>
       </w:pPr>
+      <w:rPr/>
     </w:lvl>
     <w:lvl w:ilvl="8">
       <w:start w:val="1"/>
@@ -1916,6 +2671,7 @@
         </w:tabs>
         <w:ind w:left="3600" w:hanging="360"/>
       </w:pPr>
+      <w:rPr/>
     </w:lvl>
   </w:abstractNum>
   <w:abstractNum w:abstractNumId="2">
@@ -1945,6 +2701,7 @@
         </w:tabs>
         <w:ind w:left="1080" w:hanging="360"/>
       </w:pPr>
+      <w:rPr/>
     </w:lvl>
     <w:lvl w:ilvl="2">
       <w:start w:val="1"/>
@@ -1957,6 +2714,7 @@
         </w:tabs>
         <w:ind w:left="1440" w:hanging="360"/>
       </w:pPr>
+      <w:rPr/>
     </w:lvl>
     <w:lvl w:ilvl="3">
       <w:start w:val="1"/>
@@ -1969,6 +2727,7 @@
         </w:tabs>
         <w:ind w:left="1800" w:hanging="360"/>
       </w:pPr>
+      <w:rPr/>
     </w:lvl>
     <w:lvl w:ilvl="4">
       <w:start w:val="1"/>
@@ -1981,6 +2740,7 @@
         </w:tabs>
         <w:ind w:left="2160" w:hanging="360"/>
       </w:pPr>
+      <w:rPr/>
     </w:lvl>
     <w:lvl w:ilvl="5">
       <w:start w:val="1"/>
@@ -1993,6 +2753,7 @@
         </w:tabs>
         <w:ind w:left="2520" w:hanging="360"/>
       </w:pPr>
+      <w:rPr/>
     </w:lvl>
     <w:lvl w:ilvl="6">
       <w:start w:val="1"/>
@@ -2005,6 +2766,7 @@
         </w:tabs>
         <w:ind w:left="2880" w:hanging="360"/>
       </w:pPr>
+      <w:rPr/>
     </w:lvl>
     <w:lvl w:ilvl="7">
       <w:start w:val="1"/>
@@ -2017,6 +2779,7 @@
         </w:tabs>
         <w:ind w:left="3240" w:hanging="360"/>
       </w:pPr>
+      <w:rPr/>
     </w:lvl>
     <w:lvl w:ilvl="8">
       <w:start w:val="1"/>
@@ -2029,6 +2792,7 @@
         </w:tabs>
         <w:ind w:left="3600" w:hanging="360"/>
       </w:pPr>
+      <w:rPr/>
     </w:lvl>
   </w:abstractNum>
   <w:abstractNum w:abstractNumId="3">
@@ -2058,6 +2822,7 @@
         </w:tabs>
         <w:ind w:left="1080" w:hanging="360"/>
       </w:pPr>
+      <w:rPr/>
     </w:lvl>
     <w:lvl w:ilvl="2">
       <w:start w:val="1"/>
@@ -2070,6 +2835,7 @@
         </w:tabs>
         <w:ind w:left="1440" w:hanging="360"/>
       </w:pPr>
+      <w:rPr/>
     </w:lvl>
     <w:lvl w:ilvl="3">
       <w:start w:val="1"/>
@@ -2082,6 +2848,7 @@
         </w:tabs>
         <w:ind w:left="1800" w:hanging="360"/>
       </w:pPr>
+      <w:rPr/>
     </w:lvl>
     <w:lvl w:ilvl="4">
       <w:start w:val="1"/>
@@ -2094,6 +2861,7 @@
         </w:tabs>
         <w:ind w:left="2160" w:hanging="360"/>
       </w:pPr>
+      <w:rPr/>
     </w:lvl>
     <w:lvl w:ilvl="5">
       <w:start w:val="1"/>
@@ -2106,6 +2874,7 @@
         </w:tabs>
         <w:ind w:left="2520" w:hanging="360"/>
       </w:pPr>
+      <w:rPr/>
     </w:lvl>
     <w:lvl w:ilvl="6">
       <w:start w:val="1"/>
@@ -2118,6 +2887,7 @@
         </w:tabs>
         <w:ind w:left="2880" w:hanging="360"/>
       </w:pPr>
+      <w:rPr/>
     </w:lvl>
     <w:lvl w:ilvl="7">
       <w:start w:val="1"/>
@@ -2130,6 +2900,7 @@
         </w:tabs>
         <w:ind w:left="3240" w:hanging="360"/>
       </w:pPr>
+      <w:rPr/>
     </w:lvl>
     <w:lvl w:ilvl="8">
       <w:start w:val="1"/>
@@ -2142,6 +2913,7 @@
         </w:tabs>
         <w:ind w:left="3600" w:hanging="360"/>
       </w:pPr>
+      <w:rPr/>
     </w:lvl>
   </w:abstractNum>
   <w:abstractNum w:abstractNumId="4">
@@ -2169,6 +2941,7 @@
         </w:tabs>
         <w:ind w:left="1080" w:hanging="360"/>
       </w:pPr>
+      <w:rPr/>
     </w:lvl>
     <w:lvl w:ilvl="2">
       <w:start w:val="1"/>
@@ -2181,6 +2954,7 @@
         </w:tabs>
         <w:ind w:left="1440" w:hanging="360"/>
       </w:pPr>
+      <w:rPr/>
     </w:lvl>
     <w:lvl w:ilvl="3">
       <w:start w:val="1"/>
@@ -2193,6 +2967,7 @@
         </w:tabs>
         <w:ind w:left="1800" w:hanging="360"/>
       </w:pPr>
+      <w:rPr/>
     </w:lvl>
     <w:lvl w:ilvl="4">
       <w:start w:val="1"/>
@@ -2205,6 +2980,7 @@
         </w:tabs>
         <w:ind w:left="2160" w:hanging="360"/>
       </w:pPr>
+      <w:rPr/>
     </w:lvl>
     <w:lvl w:ilvl="5">
       <w:start w:val="1"/>
@@ -2217,6 +2993,7 @@
         </w:tabs>
         <w:ind w:left="2520" w:hanging="360"/>
       </w:pPr>
+      <w:rPr/>
     </w:lvl>
     <w:lvl w:ilvl="6">
       <w:start w:val="1"/>
@@ -2229,6 +3006,7 @@
         </w:tabs>
         <w:ind w:left="2880" w:hanging="360"/>
       </w:pPr>
+      <w:rPr/>
     </w:lvl>
     <w:lvl w:ilvl="7">
       <w:start w:val="1"/>
@@ -2241,6 +3019,7 @@
         </w:tabs>
         <w:ind w:left="3240" w:hanging="360"/>
       </w:pPr>
+      <w:rPr/>
     </w:lvl>
     <w:lvl w:ilvl="8">
       <w:start w:val="1"/>
@@ -2253,6 +3032,7 @@
         </w:tabs>
         <w:ind w:left="3600" w:hanging="360"/>
       </w:pPr>
+      <w:rPr/>
     </w:lvl>
   </w:abstractNum>
   <w:abstractNum w:abstractNumId="5">
@@ -2280,6 +3060,7 @@
         </w:tabs>
         <w:ind w:left="1080" w:hanging="360"/>
       </w:pPr>
+      <w:rPr/>
     </w:lvl>
     <w:lvl w:ilvl="2">
       <w:start w:val="1"/>
@@ -2292,6 +3073,7 @@
         </w:tabs>
         <w:ind w:left="1440" w:hanging="360"/>
       </w:pPr>
+      <w:rPr/>
     </w:lvl>
     <w:lvl w:ilvl="3">
       <w:start w:val="1"/>
@@ -2304,6 +3086,7 @@
         </w:tabs>
         <w:ind w:left="1800" w:hanging="360"/>
       </w:pPr>
+      <w:rPr/>
     </w:lvl>
     <w:lvl w:ilvl="4">
       <w:start w:val="1"/>
@@ -2316,6 +3099,7 @@
         </w:tabs>
         <w:ind w:left="2160" w:hanging="360"/>
       </w:pPr>
+      <w:rPr/>
     </w:lvl>
     <w:lvl w:ilvl="5">
       <w:start w:val="1"/>
@@ -2328,6 +3112,7 @@
         </w:tabs>
         <w:ind w:left="2520" w:hanging="360"/>
       </w:pPr>
+      <w:rPr/>
     </w:lvl>
     <w:lvl w:ilvl="6">
       <w:start w:val="1"/>
@@ -2340,6 +3125,7 @@
         </w:tabs>
         <w:ind w:left="2880" w:hanging="360"/>
       </w:pPr>
+      <w:rPr/>
     </w:lvl>
     <w:lvl w:ilvl="7">
       <w:start w:val="1"/>
@@ -2352,6 +3138,7 @@
         </w:tabs>
         <w:ind w:left="3240" w:hanging="360"/>
       </w:pPr>
+      <w:rPr/>
     </w:lvl>
     <w:lvl w:ilvl="8">
       <w:start w:val="1"/>
@@ -2364,6 +3151,7 @@
         </w:tabs>
         <w:ind w:left="3600" w:hanging="360"/>
       </w:pPr>
+      <w:rPr/>
     </w:lvl>
   </w:abstractNum>
   <w:abstractNum w:abstractNumId="6">
@@ -2391,6 +3179,7 @@
         </w:tabs>
         <w:ind w:left="1080" w:hanging="360"/>
       </w:pPr>
+      <w:rPr/>
     </w:lvl>
     <w:lvl w:ilvl="2">
       <w:start w:val="1"/>
@@ -2403,6 +3192,7 @@
         </w:tabs>
         <w:ind w:left="1440" w:hanging="360"/>
       </w:pPr>
+      <w:rPr/>
     </w:lvl>
     <w:lvl w:ilvl="3">
       <w:start w:val="1"/>
@@ -2415,6 +3205,7 @@
         </w:tabs>
         <w:ind w:left="1800" w:hanging="360"/>
       </w:pPr>
+      <w:rPr/>
     </w:lvl>
     <w:lvl w:ilvl="4">
       <w:start w:val="1"/>
@@ -2427,6 +3218,7 @@
         </w:tabs>
         <w:ind w:left="2160" w:hanging="360"/>
       </w:pPr>
+      <w:rPr/>
     </w:lvl>
     <w:lvl w:ilvl="5">
       <w:start w:val="1"/>
@@ -2439,6 +3231,7 @@
         </w:tabs>
         <w:ind w:left="2520" w:hanging="360"/>
       </w:pPr>
+      <w:rPr/>
     </w:lvl>
     <w:lvl w:ilvl="6">
       <w:start w:val="1"/>
@@ -2451,6 +3244,7 @@
         </w:tabs>
         <w:ind w:left="2880" w:hanging="360"/>
       </w:pPr>
+      <w:rPr/>
     </w:lvl>
     <w:lvl w:ilvl="7">
       <w:start w:val="1"/>
@@ -2463,6 +3257,7 @@
         </w:tabs>
         <w:ind w:left="3240" w:hanging="360"/>
       </w:pPr>
+      <w:rPr/>
     </w:lvl>
     <w:lvl w:ilvl="8">
       <w:start w:val="1"/>
@@ -2475,9 +3270,147 @@
         </w:tabs>
         <w:ind w:left="3600" w:hanging="360"/>
       </w:pPr>
+      <w:rPr/>
     </w:lvl>
   </w:abstractNum>
   <w:abstractNum w:abstractNumId="7">
+    <w:lvl w:ilvl="0">
+      <w:start w:val="1"/>
+      <w:numFmt w:val="bullet"/>
+      <w:lvlText w:val=""/>
+      <w:lvlJc w:val="left"/>
+      <w:pPr>
+        <w:tabs>
+          <w:tab w:val="num" w:pos="720"/>
+        </w:tabs>
+        <w:ind w:left="720" w:hanging="360"/>
+      </w:pPr>
+      <w:rPr>
+        <w:rFonts w:ascii="Symbol" w:hAnsi="Symbol" w:cs="Symbol" w:hint="default"/>
+      </w:rPr>
+    </w:lvl>
+    <w:lvl w:ilvl="1">
+      <w:start w:val="1"/>
+      <w:numFmt w:val="bullet"/>
+      <w:lvlText w:val="◦"/>
+      <w:lvlJc w:val="left"/>
+      <w:pPr>
+        <w:tabs>
+          <w:tab w:val="num" w:pos="1080"/>
+        </w:tabs>
+        <w:ind w:left="1080" w:hanging="360"/>
+      </w:pPr>
+      <w:rPr>
+        <w:rFonts w:ascii="OpenSymbol" w:hAnsi="OpenSymbol" w:cs="OpenSymbol" w:hint="default"/>
+      </w:rPr>
+    </w:lvl>
+    <w:lvl w:ilvl="2">
+      <w:start w:val="1"/>
+      <w:numFmt w:val="bullet"/>
+      <w:lvlText w:val="▪"/>
+      <w:lvlJc w:val="left"/>
+      <w:pPr>
+        <w:tabs>
+          <w:tab w:val="num" w:pos="1440"/>
+        </w:tabs>
+        <w:ind w:left="1440" w:hanging="360"/>
+      </w:pPr>
+      <w:rPr>
+        <w:rFonts w:ascii="OpenSymbol" w:hAnsi="OpenSymbol" w:cs="OpenSymbol" w:hint="default"/>
+      </w:rPr>
+    </w:lvl>
+    <w:lvl w:ilvl="3">
+      <w:start w:val="1"/>
+      <w:numFmt w:val="bullet"/>
+      <w:lvlText w:val=""/>
+      <w:lvlJc w:val="left"/>
+      <w:pPr>
+        <w:tabs>
+          <w:tab w:val="num" w:pos="1800"/>
+        </w:tabs>
+        <w:ind w:left="1800" w:hanging="360"/>
+      </w:pPr>
+      <w:rPr>
+        <w:rFonts w:ascii="Symbol" w:hAnsi="Symbol" w:cs="Symbol" w:hint="default"/>
+      </w:rPr>
+    </w:lvl>
+    <w:lvl w:ilvl="4">
+      <w:start w:val="1"/>
+      <w:numFmt w:val="bullet"/>
+      <w:lvlText w:val="◦"/>
+      <w:lvlJc w:val="left"/>
+      <w:pPr>
+        <w:tabs>
+          <w:tab w:val="num" w:pos="2160"/>
+        </w:tabs>
+        <w:ind w:left="2160" w:hanging="360"/>
+      </w:pPr>
+      <w:rPr>
+        <w:rFonts w:ascii="OpenSymbol" w:hAnsi="OpenSymbol" w:cs="OpenSymbol" w:hint="default"/>
+      </w:rPr>
+    </w:lvl>
+    <w:lvl w:ilvl="5">
+      <w:start w:val="1"/>
+      <w:numFmt w:val="bullet"/>
+      <w:lvlText w:val="▪"/>
+      <w:lvlJc w:val="left"/>
+      <w:pPr>
+        <w:tabs>
+          <w:tab w:val="num" w:pos="2520"/>
+        </w:tabs>
+        <w:ind w:left="2520" w:hanging="360"/>
+      </w:pPr>
+      <w:rPr>
+        <w:rFonts w:ascii="OpenSymbol" w:hAnsi="OpenSymbol" w:cs="OpenSymbol" w:hint="default"/>
+      </w:rPr>
+    </w:lvl>
+    <w:lvl w:ilvl="6">
+      <w:start w:val="1"/>
+      <w:numFmt w:val="bullet"/>
+      <w:lvlText w:val=""/>
+      <w:lvlJc w:val="left"/>
+      <w:pPr>
+        <w:tabs>
+          <w:tab w:val="num" w:pos="2880"/>
+        </w:tabs>
+        <w:ind w:left="2880" w:hanging="360"/>
+      </w:pPr>
+      <w:rPr>
+        <w:rFonts w:ascii="Symbol" w:hAnsi="Symbol" w:cs="Symbol" w:hint="default"/>
+      </w:rPr>
+    </w:lvl>
+    <w:lvl w:ilvl="7">
+      <w:start w:val="1"/>
+      <w:numFmt w:val="bullet"/>
+      <w:lvlText w:val="◦"/>
+      <w:lvlJc w:val="left"/>
+      <w:pPr>
+        <w:tabs>
+          <w:tab w:val="num" w:pos="3240"/>
+        </w:tabs>
+        <w:ind w:left="3240" w:hanging="360"/>
+      </w:pPr>
+      <w:rPr>
+        <w:rFonts w:ascii="OpenSymbol" w:hAnsi="OpenSymbol" w:cs="OpenSymbol" w:hint="default"/>
+      </w:rPr>
+    </w:lvl>
+    <w:lvl w:ilvl="8">
+      <w:start w:val="1"/>
+      <w:numFmt w:val="bullet"/>
+      <w:lvlText w:val="▪"/>
+      <w:lvlJc w:val="left"/>
+      <w:pPr>
+        <w:tabs>
+          <w:tab w:val="num" w:pos="3600"/>
+        </w:tabs>
+        <w:ind w:left="3600" w:hanging="360"/>
+      </w:pPr>
+      <w:rPr>
+        <w:rFonts w:ascii="OpenSymbol" w:hAnsi="OpenSymbol" w:cs="OpenSymbol" w:hint="default"/>
+      </w:rPr>
+    </w:lvl>
+  </w:abstractNum>
+  <w:abstractNum w:abstractNumId="8">
     <w:lvl w:ilvl="0">
       <w:start w:val="1"/>
       <w:numFmt w:val="none"/>
@@ -2617,6 +3550,9 @@
   <w:num w:numId="7">
     <w:abstractNumId w:val="7"/>
   </w:num>
+  <w:num w:numId="8">
+    <w:abstractNumId w:val="8"/>
+  </w:num>
 </w:numbering>
 </file>
 
@@ -2625,7 +3561,7 @@
   <w:docDefaults>
     <w:rPrDefault>
       <w:rPr>
-        <w:rFonts w:ascii="Cambria" w:hAnsi="Cambria" w:eastAsia="ＭＳ 明朝" w:cs="" w:asciiTheme="minorHAnsi" w:cstheme="minorBidi" w:eastAsiaTheme="minorEastAsia" w:hAnsiTheme="minorHAnsi"/>
+        <w:rFonts w:ascii="Cambria" w:hAnsi="Cambria" w:eastAsia="" w:cs="" w:asciiTheme="minorHAnsi" w:cstheme="minorBidi" w:eastAsiaTheme="minorEastAsia" w:hAnsiTheme="minorHAnsi"/>
         <w:sz w:val="22"/>
         <w:szCs w:val="22"/>
         <w:lang w:val="en-US" w:eastAsia="en-US" w:bidi="ar-SA"/>
@@ -2782,12 +3718,13 @@
     <w:rsid w:val="00fc693f"/>
     <w:pPr>
       <w:widowControl/>
+      <w:suppressAutoHyphens w:val="true"/>
       <w:bidi w:val="0"/>
       <w:spacing w:lineRule="auto" w:line="276" w:before="0" w:after="200"/>
       <w:jc w:val="left"/>
     </w:pPr>
     <w:rPr>
-      <w:rFonts w:ascii="Cambria" w:hAnsi="Cambria" w:eastAsia="ＭＳ 明朝" w:cs="" w:asciiTheme="minorHAnsi" w:cstheme="minorBidi" w:eastAsiaTheme="minorEastAsia" w:hAnsiTheme="minorHAnsi"/>
+      <w:rFonts w:ascii="Cambria" w:hAnsi="Cambria" w:eastAsia="" w:cs="" w:asciiTheme="minorHAnsi" w:cstheme="minorBidi" w:eastAsiaTheme="minorEastAsia" w:hAnsiTheme="minorHAnsi"/>
       <w:color w:val="auto"/>
       <w:kern w:val="0"/>
       <w:sz w:val="22"/>
@@ -2810,7 +3747,7 @@
       <w:outlineLvl w:val="0"/>
     </w:pPr>
     <w:rPr>
-      <w:rFonts w:ascii="Calibri" w:hAnsi="Calibri" w:eastAsia="ＭＳ ゴシック" w:cs="" w:asciiTheme="majorHAnsi" w:cstheme="majorBidi" w:eastAsiaTheme="majorEastAsia" w:hAnsiTheme="majorHAnsi"/>
+      <w:rFonts w:ascii="Calibri" w:hAnsi="Calibri" w:eastAsia="" w:cs="" w:asciiTheme="majorHAnsi" w:cstheme="majorBidi" w:eastAsiaTheme="majorEastAsia" w:hAnsiTheme="majorHAnsi"/>
       <w:b/>
       <w:bCs/>
       <w:color w:themeColor="accent1" w:themeShade="bf" w:val="365F91"/>
@@ -2834,7 +3771,7 @@
       <w:outlineLvl w:val="1"/>
     </w:pPr>
     <w:rPr>
-      <w:rFonts w:ascii="Calibri" w:hAnsi="Calibri" w:eastAsia="ＭＳ ゴシック" w:cs="" w:asciiTheme="majorHAnsi" w:cstheme="majorBidi" w:eastAsiaTheme="majorEastAsia" w:hAnsiTheme="majorHAnsi"/>
+      <w:rFonts w:ascii="Calibri" w:hAnsi="Calibri" w:eastAsia="" w:cs="" w:asciiTheme="majorHAnsi" w:cstheme="majorBidi" w:eastAsiaTheme="majorEastAsia" w:hAnsiTheme="majorHAnsi"/>
       <w:b/>
       <w:bCs/>
       <w:color w:themeColor="accent1" w:val="4F81BD"/>
@@ -2858,7 +3795,7 @@
       <w:outlineLvl w:val="2"/>
     </w:pPr>
     <w:rPr>
-      <w:rFonts w:ascii="Calibri" w:hAnsi="Calibri" w:eastAsia="ＭＳ ゴシック" w:cs="" w:asciiTheme="majorHAnsi" w:cstheme="majorBidi" w:eastAsiaTheme="majorEastAsia" w:hAnsiTheme="majorHAnsi"/>
+      <w:rFonts w:ascii="Calibri" w:hAnsi="Calibri" w:eastAsia="" w:cs="" w:asciiTheme="majorHAnsi" w:cstheme="majorBidi" w:eastAsiaTheme="majorEastAsia" w:hAnsiTheme="majorHAnsi"/>
       <w:b/>
       <w:bCs/>
       <w:color w:themeColor="accent1" w:val="4F81BD"/>
@@ -2881,7 +3818,7 @@
       <w:outlineLvl w:val="3"/>
     </w:pPr>
     <w:rPr>
-      <w:rFonts w:ascii="Calibri" w:hAnsi="Calibri" w:eastAsia="ＭＳ ゴシック" w:cs="" w:asciiTheme="majorHAnsi" w:cstheme="majorBidi" w:eastAsiaTheme="majorEastAsia" w:hAnsiTheme="majorHAnsi"/>
+      <w:rFonts w:ascii="Calibri" w:hAnsi="Calibri" w:eastAsia="" w:cs="" w:asciiTheme="majorHAnsi" w:cstheme="majorBidi" w:eastAsiaTheme="majorEastAsia" w:hAnsiTheme="majorHAnsi"/>
       <w:b/>
       <w:bCs/>
       <w:i/>
@@ -2906,7 +3843,7 @@
       <w:outlineLvl w:val="4"/>
     </w:pPr>
     <w:rPr>
-      <w:rFonts w:ascii="Calibri" w:hAnsi="Calibri" w:eastAsia="ＭＳ ゴシック" w:cs="" w:asciiTheme="majorHAnsi" w:cstheme="majorBidi" w:eastAsiaTheme="majorEastAsia" w:hAnsiTheme="majorHAnsi"/>
+      <w:rFonts w:ascii="Calibri" w:hAnsi="Calibri" w:eastAsia="" w:cs="" w:asciiTheme="majorHAnsi" w:cstheme="majorBidi" w:eastAsiaTheme="majorEastAsia" w:hAnsiTheme="majorHAnsi"/>
       <w:color w:themeColor="accent1" w:themeShade="7f" w:val="243F60"/>
     </w:rPr>
   </w:style>
@@ -2927,7 +3864,7 @@
       <w:outlineLvl w:val="5"/>
     </w:pPr>
     <w:rPr>
-      <w:rFonts w:ascii="Calibri" w:hAnsi="Calibri" w:eastAsia="ＭＳ ゴシック" w:cs="" w:asciiTheme="majorHAnsi" w:cstheme="majorBidi" w:eastAsiaTheme="majorEastAsia" w:hAnsiTheme="majorHAnsi"/>
+      <w:rFonts w:ascii="Calibri" w:hAnsi="Calibri" w:eastAsia="" w:cs="" w:asciiTheme="majorHAnsi" w:cstheme="majorBidi" w:eastAsiaTheme="majorEastAsia" w:hAnsiTheme="majorHAnsi"/>
       <w:i/>
       <w:iCs/>
       <w:color w:themeColor="accent1" w:themeShade="7f" w:val="243F60"/>
@@ -2950,7 +3887,7 @@
       <w:outlineLvl w:val="6"/>
     </w:pPr>
     <w:rPr>
-      <w:rFonts w:ascii="Calibri" w:hAnsi="Calibri" w:eastAsia="ＭＳ ゴシック" w:cs="" w:asciiTheme="majorHAnsi" w:cstheme="majorBidi" w:eastAsiaTheme="majorEastAsia" w:hAnsiTheme="majorHAnsi"/>
+      <w:rFonts w:ascii="Calibri" w:hAnsi="Calibri" w:eastAsia="" w:cs="" w:asciiTheme="majorHAnsi" w:cstheme="majorBidi" w:eastAsiaTheme="majorEastAsia" w:hAnsiTheme="majorHAnsi"/>
       <w:i/>
       <w:iCs/>
       <w:color w:themeColor="text1" w:themeTint="bf" w:val="404040"/>
@@ -2973,7 +3910,7 @@
       <w:outlineLvl w:val="7"/>
     </w:pPr>
     <w:rPr>
-      <w:rFonts w:ascii="Calibri" w:hAnsi="Calibri" w:eastAsia="ＭＳ ゴシック" w:cs="" w:asciiTheme="majorHAnsi" w:cstheme="majorBidi" w:eastAsiaTheme="majorEastAsia" w:hAnsiTheme="majorHAnsi"/>
+      <w:rFonts w:ascii="Calibri" w:hAnsi="Calibri" w:eastAsia="" w:cs="" w:asciiTheme="majorHAnsi" w:cstheme="majorBidi" w:eastAsiaTheme="majorEastAsia" w:hAnsiTheme="majorHAnsi"/>
       <w:color w:themeColor="accent1" w:val="4F81BD"/>
       <w:sz w:val="20"/>
       <w:szCs w:val="20"/>
@@ -2996,7 +3933,7 @@
       <w:outlineLvl w:val="8"/>
     </w:pPr>
     <w:rPr>
-      <w:rFonts w:ascii="Calibri" w:hAnsi="Calibri" w:eastAsia="ＭＳ ゴシック" w:cs="" w:asciiTheme="majorHAnsi" w:cstheme="majorBidi" w:eastAsiaTheme="majorEastAsia" w:hAnsiTheme="majorHAnsi"/>
+      <w:rFonts w:ascii="Calibri" w:hAnsi="Calibri" w:eastAsia="" w:cs="" w:asciiTheme="majorHAnsi" w:cstheme="majorBidi" w:eastAsiaTheme="majorEastAsia" w:hAnsiTheme="majorHAnsi"/>
       <w:i/>
       <w:iCs/>
       <w:color w:themeColor="text1" w:themeTint="bf" w:val="404040"/>
@@ -3038,7 +3975,7 @@
     <w:qFormat/>
     <w:rsid w:val="00fc693f"/>
     <w:rPr>
-      <w:rFonts w:ascii="Calibri" w:hAnsi="Calibri" w:eastAsia="ＭＳ ゴシック" w:cs="" w:asciiTheme="majorHAnsi" w:cstheme="majorBidi" w:eastAsiaTheme="majorEastAsia" w:hAnsiTheme="majorHAnsi"/>
+      <w:rFonts w:ascii="Calibri" w:hAnsi="Calibri" w:eastAsia="" w:cs="" w:asciiTheme="majorHAnsi" w:cstheme="majorBidi" w:eastAsiaTheme="majorEastAsia" w:hAnsiTheme="majorHAnsi"/>
       <w:b/>
       <w:bCs/>
       <w:color w:themeColor="accent1" w:themeShade="bf" w:val="365F91"/>
@@ -3054,7 +3991,7 @@
     <w:qFormat/>
     <w:rsid w:val="00fc693f"/>
     <w:rPr>
-      <w:rFonts w:ascii="Calibri" w:hAnsi="Calibri" w:eastAsia="ＭＳ ゴシック" w:cs="" w:asciiTheme="majorHAnsi" w:cstheme="majorBidi" w:eastAsiaTheme="majorEastAsia" w:hAnsiTheme="majorHAnsi"/>
+      <w:rFonts w:ascii="Calibri" w:hAnsi="Calibri" w:eastAsia="" w:cs="" w:asciiTheme="majorHAnsi" w:cstheme="majorBidi" w:eastAsiaTheme="majorEastAsia" w:hAnsiTheme="majorHAnsi"/>
       <w:b/>
       <w:bCs/>
       <w:color w:themeColor="accent1" w:val="4F81BD"/>
@@ -3070,7 +4007,7 @@
     <w:qFormat/>
     <w:rsid w:val="00fc693f"/>
     <w:rPr>
-      <w:rFonts w:ascii="Calibri" w:hAnsi="Calibri" w:eastAsia="ＭＳ ゴシック" w:cs="" w:asciiTheme="majorHAnsi" w:cstheme="majorBidi" w:eastAsiaTheme="majorEastAsia" w:hAnsiTheme="majorHAnsi"/>
+      <w:rFonts w:ascii="Calibri" w:hAnsi="Calibri" w:eastAsia="" w:cs="" w:asciiTheme="majorHAnsi" w:cstheme="majorBidi" w:eastAsiaTheme="majorEastAsia" w:hAnsiTheme="majorHAnsi"/>
       <w:b/>
       <w:bCs/>
       <w:color w:themeColor="accent1" w:val="4F81BD"/>
@@ -3084,7 +4021,7 @@
     <w:qFormat/>
     <w:rsid w:val="00fc693f"/>
     <w:rPr>
-      <w:rFonts w:ascii="Calibri" w:hAnsi="Calibri" w:eastAsia="ＭＳ ゴシック" w:cs="" w:asciiTheme="majorHAnsi" w:cstheme="majorBidi" w:eastAsiaTheme="majorEastAsia" w:hAnsiTheme="majorHAnsi"/>
+      <w:rFonts w:ascii="Calibri" w:hAnsi="Calibri" w:eastAsia="" w:cs="" w:asciiTheme="majorHAnsi" w:cstheme="majorBidi" w:eastAsiaTheme="majorEastAsia" w:hAnsiTheme="majorHAnsi"/>
       <w:color w:themeColor="text2" w:themeShade="bf" w:val="17365D"/>
       <w:spacing w:val="5"/>
       <w:kern w:val="2"/>
@@ -3100,7 +4037,7 @@
     <w:qFormat/>
     <w:rsid w:val="00fc693f"/>
     <w:rPr>
-      <w:rFonts w:ascii="Calibri" w:hAnsi="Calibri" w:eastAsia="ＭＳ ゴシック" w:cs="" w:asciiTheme="majorHAnsi" w:cstheme="majorBidi" w:eastAsiaTheme="majorEastAsia" w:hAnsiTheme="majorHAnsi"/>
+      <w:rFonts w:ascii="Calibri" w:hAnsi="Calibri" w:eastAsia="" w:cs="" w:asciiTheme="majorHAnsi" w:cstheme="majorBidi" w:eastAsiaTheme="majorEastAsia" w:hAnsiTheme="majorHAnsi"/>
       <w:i/>
       <w:iCs/>
       <w:color w:themeColor="accent1" w:val="4F81BD"/>
@@ -3173,7 +4110,7 @@
     <w:qFormat/>
     <w:rsid w:val="00fc693f"/>
     <w:rPr>
-      <w:rFonts w:ascii="Calibri" w:hAnsi="Calibri" w:eastAsia="ＭＳ ゴシック" w:cs="" w:asciiTheme="majorHAnsi" w:cstheme="majorBidi" w:eastAsiaTheme="majorEastAsia" w:hAnsiTheme="majorHAnsi"/>
+      <w:rFonts w:ascii="Calibri" w:hAnsi="Calibri" w:eastAsia="" w:cs="" w:asciiTheme="majorHAnsi" w:cstheme="majorBidi" w:eastAsiaTheme="majorEastAsia" w:hAnsiTheme="majorHAnsi"/>
       <w:b/>
       <w:bCs/>
       <w:i/>
@@ -3190,7 +4127,7 @@
     <w:qFormat/>
     <w:rsid w:val="00fc693f"/>
     <w:rPr>
-      <w:rFonts w:ascii="Calibri" w:hAnsi="Calibri" w:eastAsia="ＭＳ ゴシック" w:cs="" w:asciiTheme="majorHAnsi" w:cstheme="majorBidi" w:eastAsiaTheme="majorEastAsia" w:hAnsiTheme="majorHAnsi"/>
+      <w:rFonts w:ascii="Calibri" w:hAnsi="Calibri" w:eastAsia="" w:cs="" w:asciiTheme="majorHAnsi" w:cstheme="majorBidi" w:eastAsiaTheme="majorEastAsia" w:hAnsiTheme="majorHAnsi"/>
       <w:color w:themeColor="accent1" w:themeShade="7f" w:val="243F60"/>
     </w:rPr>
   </w:style>
@@ -3203,7 +4140,7 @@
     <w:qFormat/>
     <w:rsid w:val="00fc693f"/>
     <w:rPr>
-      <w:rFonts w:ascii="Calibri" w:hAnsi="Calibri" w:eastAsia="ＭＳ ゴシック" w:cs="" w:asciiTheme="majorHAnsi" w:cstheme="majorBidi" w:eastAsiaTheme="majorEastAsia" w:hAnsiTheme="majorHAnsi"/>
+      <w:rFonts w:ascii="Calibri" w:hAnsi="Calibri" w:eastAsia="" w:cs="" w:asciiTheme="majorHAnsi" w:cstheme="majorBidi" w:eastAsiaTheme="majorEastAsia" w:hAnsiTheme="majorHAnsi"/>
       <w:i/>
       <w:iCs/>
       <w:color w:themeColor="accent1" w:themeShade="7f" w:val="243F60"/>
@@ -3218,7 +4155,7 @@
     <w:qFormat/>
     <w:rsid w:val="00fc693f"/>
     <w:rPr>
-      <w:rFonts w:ascii="Calibri" w:hAnsi="Calibri" w:eastAsia="ＭＳ ゴシック" w:cs="" w:asciiTheme="majorHAnsi" w:cstheme="majorBidi" w:eastAsiaTheme="majorEastAsia" w:hAnsiTheme="majorHAnsi"/>
+      <w:rFonts w:ascii="Calibri" w:hAnsi="Calibri" w:eastAsia="" w:cs="" w:asciiTheme="majorHAnsi" w:cstheme="majorBidi" w:eastAsiaTheme="majorEastAsia" w:hAnsiTheme="majorHAnsi"/>
       <w:i/>
       <w:iCs/>
       <w:color w:themeColor="text1" w:themeTint="bf" w:val="404040"/>
@@ -3233,7 +4170,7 @@
     <w:qFormat/>
     <w:rsid w:val="00fc693f"/>
     <w:rPr>
-      <w:rFonts w:ascii="Calibri" w:hAnsi="Calibri" w:eastAsia="ＭＳ ゴシック" w:cs="" w:asciiTheme="majorHAnsi" w:cstheme="majorBidi" w:eastAsiaTheme="majorEastAsia" w:hAnsiTheme="majorHAnsi"/>
+      <w:rFonts w:ascii="Calibri" w:hAnsi="Calibri" w:eastAsia="" w:cs="" w:asciiTheme="majorHAnsi" w:cstheme="majorBidi" w:eastAsiaTheme="majorEastAsia" w:hAnsiTheme="majorHAnsi"/>
       <w:color w:themeColor="accent1" w:val="4F81BD"/>
       <w:sz w:val="20"/>
       <w:szCs w:val="20"/>
@@ -3248,7 +4185,7 @@
     <w:qFormat/>
     <w:rsid w:val="00fc693f"/>
     <w:rPr>
-      <w:rFonts w:ascii="Calibri" w:hAnsi="Calibri" w:eastAsia="ＭＳ ゴシック" w:cs="" w:asciiTheme="majorHAnsi" w:cstheme="majorBidi" w:eastAsiaTheme="majorEastAsia" w:hAnsiTheme="majorHAnsi"/>
+      <w:rFonts w:ascii="Calibri" w:hAnsi="Calibri" w:eastAsia="" w:cs="" w:asciiTheme="majorHAnsi" w:cstheme="majorBidi" w:eastAsiaTheme="majorEastAsia" w:hAnsiTheme="majorHAnsi"/>
       <w:i/>
       <w:iCs/>
       <w:color w:themeColor="text1" w:themeTint="bf" w:val="404040"/>
@@ -3357,6 +4294,13 @@
       <w:bCs/>
       <w:smallCaps/>
       <w:spacing w:val="5"/>
+    </w:rPr>
+  </w:style>
+  <w:style w:type="character" w:styleId="Bullets">
+    <w:name w:val="Bullets"/>
+    <w:qFormat/>
+    <w:rPr>
+      <w:rFonts w:ascii="OpenSymbol" w:hAnsi="OpenSymbol" w:eastAsia="OpenSymbol" w:cs="OpenSymbol"/>
     </w:rPr>
   </w:style>
   <w:style w:type="paragraph" w:styleId="Heading">
@@ -3478,12 +4422,13 @@
     <w:rsid w:val="00fc693f"/>
     <w:pPr>
       <w:widowControl/>
+      <w:suppressAutoHyphens w:val="true"/>
       <w:bidi w:val="0"/>
       <w:spacing w:lineRule="auto" w:line="240" w:before="0" w:after="0"/>
       <w:jc w:val="left"/>
     </w:pPr>
     <w:rPr>
-      <w:rFonts w:ascii="Cambria" w:hAnsi="Cambria" w:eastAsia="ＭＳ 明朝" w:cs="" w:asciiTheme="minorHAnsi" w:cstheme="minorBidi" w:eastAsiaTheme="minorEastAsia" w:hAnsiTheme="minorHAnsi"/>
+      <w:rFonts w:ascii="Cambria" w:hAnsi="Cambria" w:eastAsia="" w:cs="" w:asciiTheme="minorHAnsi" w:cstheme="minorBidi" w:eastAsiaTheme="minorEastAsia" w:hAnsiTheme="minorHAnsi"/>
       <w:color w:val="auto"/>
       <w:kern w:val="0"/>
       <w:sz w:val="22"/>
@@ -3507,7 +4452,7 @@
       <w:contextualSpacing/>
     </w:pPr>
     <w:rPr>
-      <w:rFonts w:ascii="Calibri" w:hAnsi="Calibri" w:eastAsia="ＭＳ ゴシック" w:cs="" w:asciiTheme="majorHAnsi" w:cstheme="majorBidi" w:eastAsiaTheme="majorEastAsia" w:hAnsiTheme="majorHAnsi"/>
+      <w:rFonts w:ascii="Calibri" w:hAnsi="Calibri" w:eastAsia="" w:cs="" w:asciiTheme="majorHAnsi" w:cstheme="majorBidi" w:eastAsiaTheme="majorEastAsia" w:hAnsiTheme="majorHAnsi"/>
       <w:color w:themeColor="text2" w:themeShade="bf" w:val="17365D"/>
       <w:spacing w:val="5"/>
       <w:kern w:val="2"/>
@@ -3525,7 +4470,7 @@
     <w:rsid w:val="00fc693f"/>
     <w:pPr/>
     <w:rPr>
-      <w:rFonts w:ascii="Calibri" w:hAnsi="Calibri" w:eastAsia="ＭＳ ゴシック" w:cs="" w:asciiTheme="majorHAnsi" w:cstheme="majorBidi" w:eastAsiaTheme="majorEastAsia" w:hAnsiTheme="majorHAnsi"/>
+      <w:rFonts w:ascii="Calibri" w:hAnsi="Calibri" w:eastAsia="" w:cs="" w:asciiTheme="majorHAnsi" w:cstheme="majorBidi" w:eastAsiaTheme="majorEastAsia" w:hAnsiTheme="majorHAnsi"/>
       <w:i/>
       <w:iCs/>
       <w:color w:themeColor="accent1" w:val="4F81BD"/>
@@ -3758,12 +4703,13 @@
         <w:tab w:val="left" w:pos="3456" w:leader="none"/>
         <w:tab w:val="left" w:pos="4032" w:leader="none"/>
       </w:tabs>
+      <w:suppressAutoHyphens w:val="true"/>
       <w:bidi w:val="0"/>
       <w:spacing w:lineRule="auto" w:line="276" w:before="0" w:after="200"/>
       <w:jc w:val="left"/>
     </w:pPr>
     <w:rPr>
-      <w:rFonts w:ascii="Courier" w:hAnsi="Courier" w:eastAsia="ＭＳ 明朝" w:cs="" w:cstheme="minorBidi" w:eastAsiaTheme="minorEastAsia"/>
+      <w:rFonts w:ascii="Courier" w:hAnsi="Courier" w:eastAsia="" w:cs="" w:cstheme="minorBidi" w:eastAsiaTheme="minorEastAsia"/>
       <w:color w:val="auto"/>
       <w:kern w:val="0"/>
       <w:sz w:val="20"/>
@@ -3828,6 +4774,19 @@
       <w:outlineLvl w:val="9"/>
     </w:pPr>
     <w:rPr/>
+  </w:style>
+  <w:style w:type="paragraph" w:styleId="PreformattedText">
+    <w:name w:val="Preformatted Text"/>
+    <w:basedOn w:val="Normal"/>
+    <w:qFormat/>
+    <w:pPr>
+      <w:spacing w:before="0" w:after="0"/>
+    </w:pPr>
+    <w:rPr>
+      <w:rFonts w:ascii="Liberation Mono" w:hAnsi="Liberation Mono" w:eastAsia="Liberation Mono" w:cs="Liberation Mono"/>
+      <w:sz w:val="20"/>
+      <w:szCs w:val="20"/>
+    </w:rPr>
   </w:style>
   <w:style w:type="numbering" w:styleId="NoList" w:default="1">
     <w:name w:val="No List"/>
@@ -6961,7 +7920,6 @@
       <w:pPr>
         <w:spacing w:before="0" w:after="0" w:line="240" w:lineRule="auto"/>
       </w:pPr>
-      <w:rPr/>
       <w:tblPr/>
       <w:tcPr>
         <w:tcBorders>
@@ -7107,7 +8065,6 @@
       <w:pPr>
         <w:spacing w:before="0" w:after="0" w:line="240" w:lineRule="auto"/>
       </w:pPr>
-      <w:rPr/>
       <w:tblPr/>
       <w:tcPr>
         <w:tcBorders>
@@ -7253,7 +8210,6 @@
       <w:pPr>
         <w:spacing w:before="0" w:after="0" w:line="240" w:lineRule="auto"/>
       </w:pPr>
-      <w:rPr/>
       <w:tblPr/>
       <w:tcPr>
         <w:tcBorders>
@@ -7399,7 +8355,6 @@
       <w:pPr>
         <w:spacing w:before="0" w:after="0" w:line="240" w:lineRule="auto"/>
       </w:pPr>
-      <w:rPr/>
       <w:tblPr/>
       <w:tcPr>
         <w:tcBorders>
@@ -7545,7 +8500,6 @@
       <w:pPr>
         <w:spacing w:before="0" w:after="0" w:line="240" w:lineRule="auto"/>
       </w:pPr>
-      <w:rPr/>
       <w:tblPr/>
       <w:tcPr>
         <w:tcBorders>
@@ -7691,7 +8645,6 @@
       <w:pPr>
         <w:spacing w:before="0" w:after="0" w:line="240" w:lineRule="auto"/>
       </w:pPr>
-      <w:rPr/>
       <w:tblPr/>
       <w:tcPr>
         <w:tcBorders>
@@ -7837,7 +8790,6 @@
       <w:pPr>
         <w:spacing w:before="0" w:after="0" w:line="240" w:lineRule="auto"/>
       </w:pPr>
-      <w:rPr/>
       <w:tblPr/>
       <w:tcPr>
         <w:tcBorders>
